--- a/FSD MERN - Developing a Reliable Back-end with Node and Express MAY 2026 batch 1/FSD MERN - Developing a Reliable Back-end with Node and Express  - Day 2 17-05-2026.docx
+++ b/FSD MERN - Developing a Reliable Back-end with Node and Express MAY 2026 batch 1/FSD MERN - Developing a Reliable Back-end with Node and Express  - Day 2 17-05-2026.docx
@@ -25,135 +25,31 @@
           <w:bCs/>
           <w:lang w:val="en-US"/>
         </w:rPr>
-        <w:t>1 :</w:t>
+        <w:t>2</w:t>
+      </w:r>
+      <w:r>
+        <w:rPr>
+          <w:b/>
+          <w:bCs/>
+          <w:lang w:val="en-US"/>
+        </w:rPr>
+        <w:t xml:space="preserve"> :</w:t>
       </w:r>
       <w:proofErr w:type="gramEnd"/>
     </w:p>
     <w:p>
       <w:pPr>
         <w:rPr>
+          <w:lang w:val="en-US"/>
+        </w:rPr>
+      </w:pPr>
+      <w:r>
+        <w:rPr>
           <w:b/>
           <w:bCs/>
-        </w:rPr>
-      </w:pPr>
-      <w:r>
-        <w:rPr>
-          <w:b/>
-          <w:bCs/>
-        </w:rPr>
-        <w:t xml:space="preserve">FSD MERN - Developing a Reliable </w:t>
-      </w:r>
-      <w:proofErr w:type="gramStart"/>
-      <w:r>
-        <w:rPr>
-          <w:b/>
-          <w:bCs/>
-        </w:rPr>
-        <w:t>Back-end</w:t>
-      </w:r>
-      <w:proofErr w:type="gramEnd"/>
-      <w:r>
-        <w:rPr>
-          <w:b/>
-          <w:bCs/>
-        </w:rPr>
-        <w:t xml:space="preserve"> with Node and Express MAY 2026 batch 1</w:t>
-      </w:r>
-    </w:p>
-    <w:p>
-      <w:r>
-        <w:rPr>
-          <w:b/>
-          <w:bCs/>
-        </w:rPr>
-        <w:t xml:space="preserve">Backend technologies </w:t>
-      </w:r>
-    </w:p>
-    <w:p>
-      <w:r>
-        <w:t xml:space="preserve">Frontend </w:t>
-      </w:r>
-      <w:proofErr w:type="gramStart"/>
-      <w:r>
-        <w:t>technologies :</w:t>
-      </w:r>
-      <w:proofErr w:type="gramEnd"/>
-      <w:r>
-        <w:t xml:space="preserve"> those technologies run in client machine in browser environment. Like html, </w:t>
-      </w:r>
-      <w:proofErr w:type="spellStart"/>
-      <w:r>
-        <w:t>css</w:t>
-      </w:r>
-      <w:proofErr w:type="spellEnd"/>
-      <w:r>
-        <w:t xml:space="preserve">, JS and JS library or framework like React JS, Vue JS and Angular Framework </w:t>
-      </w:r>
-    </w:p>
-    <w:p>
-      <w:r>
-        <w:t xml:space="preserve">Backend technologies: those technologies which run in server machine and get the response or output to client machine in browser environment. Output or result in the form of html, </w:t>
-      </w:r>
-      <w:proofErr w:type="spellStart"/>
-      <w:r>
-        <w:t>css</w:t>
-      </w:r>
-      <w:proofErr w:type="spellEnd"/>
-      <w:r>
-        <w:t xml:space="preserve"> and JS. </w:t>
-      </w:r>
-    </w:p>
-    <w:p>
-      <w:r>
-        <w:tab/>
-      </w:r>
-      <w:r>
-        <w:tab/>
-      </w:r>
-      <w:r>
-        <w:tab/>
-        <w:t>Request (http/</w:t>
-      </w:r>
-      <w:proofErr w:type="gramStart"/>
-      <w:r>
-        <w:t>https)--</w:t>
-      </w:r>
-      <w:proofErr w:type="gramEnd"/>
-      <w:r>
-        <w:sym w:font="Wingdings" w:char="F0E0"/>
-      </w:r>
-    </w:p>
-    <w:p>
-      <w:r>
-        <w:t xml:space="preserve">Client </w:t>
-      </w:r>
-      <w:r>
-        <w:tab/>
-      </w:r>
-      <w:r>
-        <w:tab/>
-      </w:r>
-      <w:r>
-        <w:tab/>
-      </w:r>
-      <w:r>
-        <w:tab/>
-      </w:r>
-      <w:r>
-        <w:tab/>
-      </w:r>
-      <w:r>
-        <w:tab/>
-      </w:r>
-      <w:r>
-        <w:tab/>
-      </w:r>
-      <w:r>
-        <w:tab/>
-      </w:r>
-      <w:r>
-        <w:tab/>
-        <w:t xml:space="preserve">Server </w:t>
+          <w:lang w:val="en-US"/>
+        </w:rPr>
+        <w:t xml:space="preserve">FS </w:t>
       </w:r>
     </w:p>
     <w:p>
@@ -162,110 +58,75 @@
           <w:lang w:val="en-US"/>
         </w:rPr>
       </w:pPr>
-      <w:r>
-        <w:rPr>
-          <w:lang w:val="en-US"/>
-        </w:rPr>
-        <w:tab/>
-      </w:r>
-      <w:r>
-        <w:rPr>
-          <w:lang w:val="en-US"/>
-        </w:rPr>
-        <w:tab/>
-      </w:r>
-      <w:r>
-        <w:rPr>
-          <w:lang w:val="en-US"/>
-        </w:rPr>
-        <w:tab/>
-      </w:r>
-      <w:r>
-        <w:rPr>
-          <w:lang w:val="en-US"/>
-        </w:rPr>
-        <w:sym w:font="Wingdings" w:char="F0DF"/>
-      </w:r>
-      <w:r>
-        <w:rPr>
-          <w:lang w:val="en-US"/>
-        </w:rPr>
-        <w:t>----Response(http/https)</w:t>
-      </w:r>
-    </w:p>
-    <w:p>
-      <w:pPr>
-        <w:rPr>
-          <w:lang w:val="en-US"/>
-        </w:rPr>
-      </w:pPr>
-      <w:r>
-        <w:rPr>
-          <w:lang w:val="en-US"/>
-        </w:rPr>
-        <w:tab/>
-      </w:r>
-      <w:r>
-        <w:rPr>
-          <w:lang w:val="en-US"/>
-        </w:rPr>
-        <w:tab/>
-      </w:r>
-      <w:r>
-        <w:rPr>
-          <w:lang w:val="en-US"/>
-        </w:rPr>
-        <w:tab/>
-      </w:r>
-      <w:r>
-        <w:rPr>
-          <w:lang w:val="en-US"/>
-        </w:rPr>
-        <w:tab/>
-      </w:r>
-      <w:r>
-        <w:rPr>
-          <w:lang w:val="en-US"/>
-        </w:rPr>
-        <w:tab/>
-      </w:r>
-      <w:r>
-        <w:rPr>
-          <w:lang w:val="en-US"/>
-        </w:rPr>
-        <w:tab/>
-      </w:r>
-      <w:r>
-        <w:rPr>
-          <w:lang w:val="en-US"/>
-        </w:rPr>
-        <w:tab/>
-      </w:r>
-      <w:r>
-        <w:rPr>
-          <w:lang w:val="en-US"/>
-        </w:rPr>
-        <w:tab/>
-      </w:r>
-      <w:r>
-        <w:rPr>
-          <w:lang w:val="en-US"/>
-        </w:rPr>
-        <w:tab/>
-      </w:r>
+      <w:proofErr w:type="spellStart"/>
       <w:proofErr w:type="gramStart"/>
       <w:r>
         <w:rPr>
-          <w:lang w:val="en-US"/>
-        </w:rPr>
-        <w:t>HTML,CSS</w:t>
-      </w:r>
+          <w:b/>
+          <w:bCs/>
+          <w:lang w:val="en-US"/>
+        </w:rPr>
+        <w:t>readline</w:t>
+      </w:r>
+      <w:proofErr w:type="spellEnd"/>
+      <w:r>
+        <w:rPr>
+          <w:b/>
+          <w:bCs/>
+          <w:lang w:val="en-US"/>
+        </w:rPr>
+        <w:t xml:space="preserve"> </w:t>
+      </w:r>
+      <w:r>
+        <w:rPr>
+          <w:b/>
+          <w:bCs/>
+          <w:lang w:val="en-US"/>
+        </w:rPr>
+        <w:t>:</w:t>
+      </w:r>
+      <w:proofErr w:type="spellStart"/>
+      <w:r>
+        <w:rPr>
+          <w:lang w:val="en-US"/>
+        </w:rPr>
+        <w:t>readline</w:t>
+      </w:r>
+      <w:proofErr w:type="spellEnd"/>
       <w:proofErr w:type="gramEnd"/>
       <w:r>
         <w:rPr>
           <w:lang w:val="en-US"/>
         </w:rPr>
-        <w:t xml:space="preserve"> and JS</w:t>
+        <w:t xml:space="preserve"> is node </w:t>
+      </w:r>
+      <w:proofErr w:type="spellStart"/>
+      <w:r>
+        <w:rPr>
+          <w:lang w:val="en-US"/>
+        </w:rPr>
+        <w:t>js</w:t>
+      </w:r>
+      <w:proofErr w:type="spellEnd"/>
+      <w:r>
+        <w:rPr>
+          <w:lang w:val="en-US"/>
+        </w:rPr>
+        <w:t xml:space="preserve"> core module which </w:t>
+      </w:r>
+      <w:proofErr w:type="gramStart"/>
+      <w:r>
+        <w:rPr>
+          <w:lang w:val="en-US"/>
+        </w:rPr>
+        <w:t>help</w:t>
+      </w:r>
+      <w:proofErr w:type="gramEnd"/>
+      <w:r>
+        <w:rPr>
+          <w:lang w:val="en-US"/>
+        </w:rPr>
+        <w:t xml:space="preserve"> to take the value through keyboard asynchronously. </w:t>
       </w:r>
     </w:p>
     <w:p>
@@ -281,60 +142,79 @@
           <w:lang w:val="en-US"/>
         </w:rPr>
       </w:pPr>
-      <w:r>
-        <w:rPr>
-          <w:lang w:val="en-US"/>
-        </w:rPr>
-        <w:tab/>
-      </w:r>
-      <w:r>
-        <w:rPr>
-          <w:lang w:val="en-US"/>
-        </w:rPr>
-        <w:tab/>
-      </w:r>
-      <w:r>
-        <w:rPr>
-          <w:lang w:val="en-US"/>
-        </w:rPr>
-        <w:tab/>
-      </w:r>
-      <w:r>
-        <w:rPr>
-          <w:lang w:val="en-US"/>
-        </w:rPr>
-        <w:tab/>
-      </w:r>
-      <w:r>
-        <w:rPr>
-          <w:lang w:val="en-US"/>
-        </w:rPr>
-        <w:tab/>
-      </w:r>
-      <w:r>
-        <w:rPr>
-          <w:lang w:val="en-US"/>
-        </w:rPr>
-        <w:tab/>
-      </w:r>
-      <w:r>
-        <w:rPr>
-          <w:lang w:val="en-US"/>
-        </w:rPr>
-        <w:tab/>
-      </w:r>
-      <w:r>
-        <w:rPr>
-          <w:lang w:val="en-US"/>
-        </w:rPr>
-        <w:tab/>
-      </w:r>
-      <w:r>
-        <w:rPr>
-          <w:lang w:val="en-US"/>
-        </w:rPr>
-        <w:tab/>
-        <w:t xml:space="preserve">Java or Spring boot </w:t>
+      <w:proofErr w:type="spellStart"/>
+      <w:r>
+        <w:rPr>
+          <w:b/>
+          <w:bCs/>
+          <w:lang w:val="en-US"/>
+        </w:rPr>
+        <w:t>readline</w:t>
+      </w:r>
+      <w:proofErr w:type="spellEnd"/>
+      <w:r>
+        <w:rPr>
+          <w:b/>
+          <w:bCs/>
+          <w:lang w:val="en-US"/>
+        </w:rPr>
+        <w:t>-sync</w:t>
+      </w:r>
+      <w:r>
+        <w:rPr>
+          <w:b/>
+          <w:bCs/>
+          <w:lang w:val="en-US"/>
+        </w:rPr>
+        <w:t>:</w:t>
+      </w:r>
+      <w:r>
+        <w:rPr>
+          <w:lang w:val="en-US"/>
+        </w:rPr>
+        <w:t xml:space="preserve"> it is </w:t>
+      </w:r>
+      <w:proofErr w:type="gramStart"/>
+      <w:r>
+        <w:rPr>
+          <w:lang w:val="en-US"/>
+        </w:rPr>
+        <w:t>use</w:t>
+      </w:r>
+      <w:proofErr w:type="gramEnd"/>
+      <w:r>
+        <w:rPr>
+          <w:lang w:val="en-US"/>
+        </w:rPr>
+        <w:t xml:space="preserve"> to take the value through keyboard as synchronously. It is a </w:t>
+      </w:r>
+      <w:proofErr w:type="gramStart"/>
+      <w:r>
+        <w:rPr>
+          <w:lang w:val="en-US"/>
+        </w:rPr>
+        <w:t>third party</w:t>
+      </w:r>
+      <w:proofErr w:type="gramEnd"/>
+      <w:r>
+        <w:rPr>
+          <w:lang w:val="en-US"/>
+        </w:rPr>
+        <w:t xml:space="preserve"> module we need to install using </w:t>
+      </w:r>
+      <w:proofErr w:type="spellStart"/>
+      <w:r>
+        <w:rPr>
+          <w:lang w:val="en-US"/>
+        </w:rPr>
+        <w:t>npm</w:t>
+      </w:r>
+      <w:proofErr w:type="spellEnd"/>
+      <w:r>
+        <w:rPr>
+          <w:lang w:val="en-US"/>
+        </w:rPr>
+        <w:t xml:space="preserve"> command (node package manager).</w:t>
       </w:r>
     </w:p>
     <w:p>
@@ -343,348 +223,33 @@
           <w:lang w:val="en-US"/>
         </w:rPr>
       </w:pPr>
-      <w:r>
-        <w:rPr>
-          <w:lang w:val="en-US"/>
-        </w:rPr>
-        <w:tab/>
-      </w:r>
-      <w:r>
-        <w:rPr>
-          <w:lang w:val="en-US"/>
-        </w:rPr>
-        <w:tab/>
-      </w:r>
-      <w:r>
-        <w:rPr>
-          <w:lang w:val="en-US"/>
-        </w:rPr>
-        <w:tab/>
-      </w:r>
-      <w:r>
-        <w:rPr>
-          <w:lang w:val="en-US"/>
-        </w:rPr>
-        <w:tab/>
-      </w:r>
-      <w:r>
-        <w:rPr>
-          <w:lang w:val="en-US"/>
-        </w:rPr>
-        <w:tab/>
-      </w:r>
-      <w:r>
-        <w:rPr>
-          <w:lang w:val="en-US"/>
-        </w:rPr>
-        <w:tab/>
-      </w:r>
-      <w:r>
-        <w:rPr>
-          <w:lang w:val="en-US"/>
-        </w:rPr>
-        <w:tab/>
-      </w:r>
-      <w:r>
-        <w:rPr>
-          <w:lang w:val="en-US"/>
-        </w:rPr>
-        <w:tab/>
-      </w:r>
-      <w:r>
-        <w:rPr>
-          <w:lang w:val="en-US"/>
-        </w:rPr>
-        <w:tab/>
-        <w:t xml:space="preserve">.net asp.net </w:t>
-      </w:r>
-    </w:p>
-    <w:p>
-      <w:pPr>
-        <w:rPr>
-          <w:lang w:val="en-US"/>
-        </w:rPr>
-      </w:pPr>
-      <w:r>
-        <w:rPr>
-          <w:lang w:val="en-US"/>
-        </w:rPr>
-        <w:tab/>
-      </w:r>
-      <w:r>
-        <w:rPr>
-          <w:lang w:val="en-US"/>
-        </w:rPr>
-        <w:tab/>
-      </w:r>
-      <w:r>
-        <w:rPr>
-          <w:lang w:val="en-US"/>
-        </w:rPr>
-        <w:tab/>
-      </w:r>
-      <w:r>
-        <w:rPr>
-          <w:lang w:val="en-US"/>
-        </w:rPr>
-        <w:tab/>
-      </w:r>
-      <w:r>
-        <w:rPr>
-          <w:lang w:val="en-US"/>
-        </w:rPr>
-        <w:tab/>
-      </w:r>
-      <w:r>
-        <w:rPr>
-          <w:lang w:val="en-US"/>
-        </w:rPr>
-        <w:tab/>
-      </w:r>
-      <w:r>
-        <w:rPr>
-          <w:lang w:val="en-US"/>
-        </w:rPr>
-        <w:tab/>
-      </w:r>
-      <w:r>
-        <w:rPr>
-          <w:lang w:val="en-US"/>
-        </w:rPr>
-        <w:tab/>
-      </w:r>
-      <w:r>
-        <w:rPr>
-          <w:lang w:val="en-US"/>
-        </w:rPr>
-        <w:tab/>
-      </w:r>
       <w:proofErr w:type="spellStart"/>
       <w:r>
         <w:rPr>
           <w:lang w:val="en-US"/>
         </w:rPr>
-        <w:t>Php</w:t>
+        <w:t>npm</w:t>
       </w:r>
       <w:proofErr w:type="spellEnd"/>
       <w:r>
         <w:rPr>
           <w:lang w:val="en-US"/>
         </w:rPr>
-        <w:t xml:space="preserve"> </w:t>
-      </w:r>
-    </w:p>
-    <w:p>
-      <w:pPr>
-        <w:rPr>
-          <w:lang w:val="en-US"/>
-        </w:rPr>
-      </w:pPr>
-      <w:r>
-        <w:rPr>
-          <w:lang w:val="en-US"/>
-        </w:rPr>
-        <w:tab/>
-      </w:r>
-      <w:r>
-        <w:rPr>
-          <w:lang w:val="en-US"/>
-        </w:rPr>
-        <w:tab/>
-      </w:r>
-      <w:r>
-        <w:rPr>
-          <w:lang w:val="en-US"/>
-        </w:rPr>
-        <w:tab/>
-      </w:r>
-      <w:r>
-        <w:rPr>
-          <w:lang w:val="en-US"/>
-        </w:rPr>
-        <w:tab/>
-      </w:r>
-      <w:r>
-        <w:rPr>
-          <w:lang w:val="en-US"/>
-        </w:rPr>
-        <w:tab/>
-      </w:r>
-      <w:r>
-        <w:rPr>
-          <w:lang w:val="en-US"/>
-        </w:rPr>
-        <w:tab/>
-      </w:r>
-      <w:r>
-        <w:rPr>
-          <w:lang w:val="en-US"/>
-        </w:rPr>
-        <w:tab/>
-      </w:r>
-      <w:r>
-        <w:rPr>
-          <w:lang w:val="en-US"/>
-        </w:rPr>
-        <w:tab/>
-      </w:r>
-      <w:r>
-        <w:rPr>
-          <w:lang w:val="en-US"/>
-        </w:rPr>
-        <w:tab/>
-        <w:t xml:space="preserve">Python with Django </w:t>
-      </w:r>
-    </w:p>
-    <w:p>
-      <w:pPr>
-        <w:rPr>
-          <w:lang w:val="en-US"/>
-        </w:rPr>
-      </w:pPr>
-      <w:r>
-        <w:rPr>
-          <w:lang w:val="en-US"/>
-        </w:rPr>
-        <w:tab/>
-      </w:r>
-      <w:r>
-        <w:rPr>
-          <w:lang w:val="en-US"/>
-        </w:rPr>
-        <w:tab/>
-      </w:r>
-      <w:r>
-        <w:rPr>
-          <w:lang w:val="en-US"/>
-        </w:rPr>
-        <w:tab/>
-      </w:r>
-      <w:r>
-        <w:rPr>
-          <w:lang w:val="en-US"/>
-        </w:rPr>
-        <w:tab/>
-      </w:r>
-      <w:r>
-        <w:rPr>
-          <w:lang w:val="en-US"/>
-        </w:rPr>
-        <w:tab/>
-      </w:r>
-      <w:r>
-        <w:rPr>
-          <w:lang w:val="en-US"/>
-        </w:rPr>
-        <w:tab/>
-      </w:r>
-      <w:r>
-        <w:rPr>
-          <w:lang w:val="en-US"/>
-        </w:rPr>
-        <w:tab/>
-      </w:r>
-      <w:r>
-        <w:rPr>
-          <w:lang w:val="en-US"/>
-        </w:rPr>
-        <w:tab/>
-      </w:r>
-      <w:r>
-        <w:rPr>
-          <w:lang w:val="en-US"/>
-        </w:rPr>
-        <w:tab/>
-        <w:t xml:space="preserve">Node </w:t>
+        <w:t xml:space="preserve"> install </w:t>
       </w:r>
       <w:proofErr w:type="spellStart"/>
       <w:r>
         <w:rPr>
           <w:lang w:val="en-US"/>
         </w:rPr>
-        <w:t>js</w:t>
+        <w:t>readline</w:t>
       </w:r>
       <w:proofErr w:type="spellEnd"/>
       <w:r>
         <w:rPr>
           <w:lang w:val="en-US"/>
         </w:rPr>
-        <w:t xml:space="preserve"> </w:t>
-      </w:r>
-    </w:p>
-    <w:p>
-      <w:pPr>
-        <w:rPr>
-          <w:lang w:val="en-US"/>
-        </w:rPr>
-      </w:pPr>
-      <w:r>
-        <w:rPr>
-          <w:lang w:val="en-US"/>
-        </w:rPr>
-        <w:tab/>
-      </w:r>
-      <w:r>
-        <w:rPr>
-          <w:lang w:val="en-US"/>
-        </w:rPr>
-        <w:tab/>
-      </w:r>
-      <w:r>
-        <w:rPr>
-          <w:lang w:val="en-US"/>
-        </w:rPr>
-        <w:tab/>
-      </w:r>
-      <w:r>
-        <w:rPr>
-          <w:lang w:val="en-US"/>
-        </w:rPr>
-        <w:tab/>
-      </w:r>
-      <w:r>
-        <w:rPr>
-          <w:lang w:val="en-US"/>
-        </w:rPr>
-        <w:tab/>
-      </w:r>
-      <w:r>
-        <w:rPr>
-          <w:lang w:val="en-US"/>
-        </w:rPr>
-        <w:tab/>
-      </w:r>
-      <w:r>
-        <w:rPr>
-          <w:lang w:val="en-US"/>
-        </w:rPr>
-        <w:tab/>
-      </w:r>
-      <w:r>
-        <w:rPr>
-          <w:lang w:val="en-US"/>
-        </w:rPr>
-        <w:tab/>
-      </w:r>
-      <w:r>
-        <w:rPr>
-          <w:lang w:val="en-US"/>
-        </w:rPr>
-        <w:tab/>
-      </w:r>
-      <w:proofErr w:type="spellStart"/>
-      <w:r>
-        <w:rPr>
-          <w:lang w:val="en-US"/>
-        </w:rPr>
-        <w:t>Etc</w:t>
-      </w:r>
-      <w:proofErr w:type="spellEnd"/>
-      <w:r>
-        <w:rPr>
-          <w:lang w:val="en-US"/>
-        </w:rPr>
-        <w:t xml:space="preserve"> </w:t>
+        <w:t xml:space="preserve">-sync </w:t>
       </w:r>
     </w:p>
     <w:p>
@@ -697,112 +262,18 @@
     <w:p>
       <w:pPr>
         <w:rPr>
+          <w:b/>
+          <w:bCs/>
           <w:lang w:val="en-US"/>
         </w:rPr>
       </w:pPr>
       <w:r>
         <w:rPr>
-          <w:lang w:val="en-US"/>
-        </w:rPr>
-        <w:t xml:space="preserve">With help of server side </w:t>
-      </w:r>
-      <w:proofErr w:type="gramStart"/>
-      <w:r>
-        <w:rPr>
-          <w:lang w:val="en-US"/>
-        </w:rPr>
-        <w:t>technologies</w:t>
-      </w:r>
-      <w:proofErr w:type="gramEnd"/>
-      <w:r>
-        <w:rPr>
-          <w:lang w:val="en-US"/>
-        </w:rPr>
-        <w:t xml:space="preserve"> we can store the data in file system or file of any type, we can connect </w:t>
-      </w:r>
-      <w:proofErr w:type="gramStart"/>
-      <w:r>
-        <w:rPr>
-          <w:lang w:val="en-US"/>
-        </w:rPr>
-        <w:t>database</w:t>
-      </w:r>
-      <w:proofErr w:type="gramEnd"/>
-      <w:r>
-        <w:rPr>
-          <w:lang w:val="en-US"/>
-        </w:rPr>
-        <w:t xml:space="preserve"> like </w:t>
-      </w:r>
-      <w:proofErr w:type="spellStart"/>
-      <w:r>
-        <w:rPr>
-          <w:lang w:val="en-US"/>
-        </w:rPr>
-        <w:t>mysql</w:t>
-      </w:r>
-      <w:proofErr w:type="spellEnd"/>
-      <w:r>
-        <w:rPr>
-          <w:lang w:val="en-US"/>
-        </w:rPr>
-        <w:t xml:space="preserve"> and mongo </w:t>
-      </w:r>
-      <w:proofErr w:type="spellStart"/>
-      <w:r>
-        <w:rPr>
-          <w:lang w:val="en-US"/>
-        </w:rPr>
-        <w:t>db</w:t>
-      </w:r>
-      <w:proofErr w:type="spellEnd"/>
-      <w:r>
-        <w:rPr>
-          <w:lang w:val="en-US"/>
-        </w:rPr>
-        <w:t xml:space="preserve">, we can develop security related </w:t>
-      </w:r>
-      <w:proofErr w:type="gramStart"/>
-      <w:r>
-        <w:rPr>
-          <w:lang w:val="en-US"/>
-        </w:rPr>
-        <w:t>application</w:t>
-      </w:r>
-      <w:proofErr w:type="gramEnd"/>
-      <w:r>
-        <w:rPr>
-          <w:lang w:val="en-US"/>
-        </w:rPr>
-        <w:t xml:space="preserve"> </w:t>
-      </w:r>
-      <w:proofErr w:type="spellStart"/>
-      <w:r>
-        <w:rPr>
-          <w:lang w:val="en-US"/>
-        </w:rPr>
-        <w:t>etc</w:t>
-      </w:r>
-      <w:proofErr w:type="spellEnd"/>
-      <w:r>
-        <w:rPr>
-          <w:lang w:val="en-US"/>
-        </w:rPr>
-        <w:t xml:space="preserve">, with help of </w:t>
-      </w:r>
-      <w:proofErr w:type="gramStart"/>
-      <w:r>
-        <w:rPr>
-          <w:lang w:val="en-US"/>
-        </w:rPr>
-        <w:t>server side</w:t>
-      </w:r>
-      <w:proofErr w:type="gramEnd"/>
-      <w:r>
-        <w:rPr>
-          <w:lang w:val="en-US"/>
-        </w:rPr>
-        <w:t xml:space="preserve"> technologies we can create rest full web service. Etc. </w:t>
+          <w:b/>
+          <w:bCs/>
+          <w:lang w:val="en-US"/>
+        </w:rPr>
+        <w:t xml:space="preserve">http module </w:t>
       </w:r>
     </w:p>
     <w:p>
@@ -818,6 +289,110 @@
           <w:lang w:val="en-US"/>
         </w:rPr>
       </w:pPr>
+      <w:r>
+        <w:rPr>
+          <w:lang w:val="en-US"/>
+        </w:rPr>
+        <w:t xml:space="preserve">hyper text transfer </w:t>
+      </w:r>
+      <w:proofErr w:type="gramStart"/>
+      <w:r>
+        <w:rPr>
+          <w:lang w:val="en-US"/>
+        </w:rPr>
+        <w:t>protocol :</w:t>
+      </w:r>
+      <w:proofErr w:type="gramEnd"/>
+      <w:r>
+        <w:rPr>
+          <w:lang w:val="en-US"/>
+        </w:rPr>
+        <w:t xml:space="preserve"> node </w:t>
+      </w:r>
+      <w:proofErr w:type="spellStart"/>
+      <w:r>
+        <w:rPr>
+          <w:lang w:val="en-US"/>
+        </w:rPr>
+        <w:t>js</w:t>
+      </w:r>
+      <w:proofErr w:type="spellEnd"/>
+      <w:r>
+        <w:rPr>
+          <w:lang w:val="en-US"/>
+        </w:rPr>
+        <w:t xml:space="preserve"> provided one the core module </w:t>
+      </w:r>
+      <w:proofErr w:type="spellStart"/>
+      <w:r>
+        <w:rPr>
+          <w:lang w:val="en-US"/>
+        </w:rPr>
+        <w:t>ie</w:t>
+      </w:r>
+      <w:proofErr w:type="spellEnd"/>
+      <w:r>
+        <w:rPr>
+          <w:lang w:val="en-US"/>
+        </w:rPr>
+        <w:t xml:space="preserve"> http module which help to create </w:t>
+      </w:r>
+      <w:proofErr w:type="gramStart"/>
+      <w:r>
+        <w:rPr>
+          <w:lang w:val="en-US"/>
+        </w:rPr>
+        <w:t>server side</w:t>
+      </w:r>
+      <w:proofErr w:type="gramEnd"/>
+      <w:r>
+        <w:rPr>
+          <w:lang w:val="en-US"/>
+        </w:rPr>
+        <w:t xml:space="preserve"> program using </w:t>
+      </w:r>
+      <w:proofErr w:type="spellStart"/>
+      <w:r>
+        <w:rPr>
+          <w:lang w:val="en-US"/>
+        </w:rPr>
+        <w:t>js</w:t>
+      </w:r>
+      <w:proofErr w:type="spellEnd"/>
+      <w:r>
+        <w:rPr>
+          <w:lang w:val="en-US"/>
+        </w:rPr>
+        <w:t xml:space="preserve"> code as well as it </w:t>
+      </w:r>
+      <w:proofErr w:type="gramStart"/>
+      <w:r>
+        <w:rPr>
+          <w:lang w:val="en-US"/>
+        </w:rPr>
+        <w:t>help</w:t>
+      </w:r>
+      <w:proofErr w:type="gramEnd"/>
+      <w:r>
+        <w:rPr>
+          <w:lang w:val="en-US"/>
+        </w:rPr>
+        <w:t xml:space="preserve"> us to create server which help to take the value from client or </w:t>
+      </w:r>
+      <w:proofErr w:type="gramStart"/>
+      <w:r>
+        <w:rPr>
+          <w:lang w:val="en-US"/>
+        </w:rPr>
+        <w:t>front end</w:t>
+      </w:r>
+      <w:proofErr w:type="gramEnd"/>
+      <w:r>
+        <w:rPr>
+          <w:lang w:val="en-US"/>
+        </w:rPr>
+        <w:t xml:space="preserve"> application as a request and base upon request it provide response. </w:t>
+      </w:r>
     </w:p>
     <w:p>
       <w:pPr>
@@ -832,6 +407,70 @@
           <w:lang w:val="en-US"/>
         </w:rPr>
       </w:pPr>
+      <w:proofErr w:type="gramStart"/>
+      <w:r>
+        <w:rPr>
+          <w:b/>
+          <w:bCs/>
+          <w:lang w:val="en-US"/>
+        </w:rPr>
+        <w:t>URL</w:t>
+      </w:r>
+      <w:r>
+        <w:rPr>
+          <w:lang w:val="en-US"/>
+        </w:rPr>
+        <w:t xml:space="preserve"> :</w:t>
+      </w:r>
+      <w:proofErr w:type="gramEnd"/>
+      <w:r>
+        <w:rPr>
+          <w:lang w:val="en-US"/>
+        </w:rPr>
+        <w:t xml:space="preserve"> Uniform resource </w:t>
+      </w:r>
+      <w:proofErr w:type="gramStart"/>
+      <w:r>
+        <w:rPr>
+          <w:lang w:val="en-US"/>
+        </w:rPr>
+        <w:t>locator :</w:t>
+      </w:r>
+      <w:proofErr w:type="gramEnd"/>
+      <w:r>
+        <w:rPr>
+          <w:lang w:val="en-US"/>
+        </w:rPr>
+        <w:t xml:space="preserve"> node </w:t>
+      </w:r>
+      <w:proofErr w:type="spellStart"/>
+      <w:r>
+        <w:rPr>
+          <w:lang w:val="en-US"/>
+        </w:rPr>
+        <w:t>js</w:t>
+      </w:r>
+      <w:proofErr w:type="spellEnd"/>
+      <w:r>
+        <w:rPr>
+          <w:lang w:val="en-US"/>
+        </w:rPr>
+        <w:t xml:space="preserve"> provided URL module which </w:t>
+      </w:r>
+      <w:proofErr w:type="gramStart"/>
+      <w:r>
+        <w:rPr>
+          <w:lang w:val="en-US"/>
+        </w:rPr>
+        <w:t>help</w:t>
+      </w:r>
+      <w:proofErr w:type="gramEnd"/>
+      <w:r>
+        <w:rPr>
+          <w:lang w:val="en-US"/>
+        </w:rPr>
+        <w:t xml:space="preserve"> to extract URL details like protocol, path name, port number, query information. </w:t>
+      </w:r>
     </w:p>
     <w:p>
       <w:pPr>
@@ -843,86 +482,18 @@
     <w:p>
       <w:pPr>
         <w:rPr>
-          <w:lang w:val="en-US"/>
-        </w:rPr>
-      </w:pPr>
-      <w:r>
-        <w:rPr>
           <w:b/>
           <w:bCs/>
           <w:lang w:val="en-US"/>
         </w:rPr>
-        <w:t>Node JS</w:t>
-      </w:r>
+      </w:pPr>
       <w:r>
         <w:rPr>
           <w:b/>
           <w:bCs/>
           <w:lang w:val="en-US"/>
         </w:rPr>
-        <w:t xml:space="preserve">: </w:t>
-      </w:r>
-      <w:r>
-        <w:rPr>
-          <w:lang w:val="en-US"/>
-        </w:rPr>
-        <w:t xml:space="preserve">Node JS is a run time environment for JavaScript application. Before Node JS. JavaScript was known as </w:t>
-      </w:r>
-      <w:proofErr w:type="gramStart"/>
-      <w:r>
-        <w:rPr>
-          <w:lang w:val="en-US"/>
-        </w:rPr>
-        <w:t>client side</w:t>
-      </w:r>
-      <w:proofErr w:type="gramEnd"/>
-      <w:r>
-        <w:rPr>
-          <w:lang w:val="en-US"/>
-        </w:rPr>
-        <w:t xml:space="preserve"> scripting language means that JS file run in browser environment. </w:t>
-      </w:r>
-      <w:proofErr w:type="gramStart"/>
-      <w:r>
-        <w:rPr>
-          <w:lang w:val="en-US"/>
-        </w:rPr>
-        <w:t>Client Side</w:t>
-      </w:r>
-      <w:proofErr w:type="gramEnd"/>
-      <w:r>
-        <w:rPr>
-          <w:lang w:val="en-US"/>
-        </w:rPr>
-        <w:t xml:space="preserve"> JS file we need to run with help of </w:t>
-      </w:r>
-      <w:proofErr w:type="gramStart"/>
-      <w:r>
-        <w:rPr>
-          <w:lang w:val="en-US"/>
-        </w:rPr>
-        <w:t>html</w:t>
-      </w:r>
-      <w:proofErr w:type="gramEnd"/>
-      <w:r>
-        <w:rPr>
-          <w:lang w:val="en-US"/>
-        </w:rPr>
-        <w:t xml:space="preserve"> code. After node JS we can run JS program outside browser environment. After node JS we can say JavaScript is client side as well as </w:t>
-      </w:r>
-      <w:proofErr w:type="gramStart"/>
-      <w:r>
-        <w:rPr>
-          <w:lang w:val="en-US"/>
-        </w:rPr>
-        <w:t>server side</w:t>
-      </w:r>
-      <w:proofErr w:type="gramEnd"/>
-      <w:r>
-        <w:rPr>
-          <w:lang w:val="en-US"/>
-        </w:rPr>
-        <w:t xml:space="preserve"> scripting language. </w:t>
+        <w:t xml:space="preserve">http routing concept </w:t>
       </w:r>
     </w:p>
     <w:p>
@@ -931,201 +502,6 @@
           <w:lang w:val="en-US"/>
         </w:rPr>
       </w:pPr>
-      <w:r>
-        <w:rPr>
-          <w:lang w:val="en-US"/>
-        </w:rPr>
-        <w:t xml:space="preserve">With help of node </w:t>
-      </w:r>
-      <w:proofErr w:type="gramStart"/>
-      <w:r>
-        <w:rPr>
-          <w:lang w:val="en-US"/>
-        </w:rPr>
-        <w:t>JS</w:t>
-      </w:r>
-      <w:proofErr w:type="gramEnd"/>
-      <w:r>
-        <w:rPr>
-          <w:lang w:val="en-US"/>
-        </w:rPr>
-        <w:t xml:space="preserve"> we can develop backend programing code. Only one language is JS in front end as well as backend. </w:t>
-      </w:r>
-    </w:p>
-    <w:p>
-      <w:pPr>
-        <w:rPr>
-          <w:lang w:val="en-US"/>
-        </w:rPr>
-      </w:pPr>
-      <w:r>
-        <w:rPr>
-          <w:lang w:val="en-US"/>
-        </w:rPr>
-        <w:t xml:space="preserve">Node JS provided lot </w:t>
-      </w:r>
-      <w:r>
-        <w:rPr>
-          <w:highlight w:val="yellow"/>
-          <w:lang w:val="en-US"/>
-        </w:rPr>
-        <w:t xml:space="preserve">of </w:t>
-      </w:r>
-      <w:proofErr w:type="spellStart"/>
-      <w:proofErr w:type="gramStart"/>
-      <w:r>
-        <w:rPr>
-          <w:highlight w:val="yellow"/>
-          <w:lang w:val="en-US"/>
-        </w:rPr>
-        <w:t>pre defined</w:t>
-      </w:r>
-      <w:proofErr w:type="spellEnd"/>
-      <w:proofErr w:type="gramEnd"/>
-      <w:r>
-        <w:rPr>
-          <w:highlight w:val="yellow"/>
-          <w:lang w:val="en-US"/>
-        </w:rPr>
-        <w:t xml:space="preserve"> modules</w:t>
-      </w:r>
-      <w:r>
-        <w:rPr>
-          <w:lang w:val="en-US"/>
-        </w:rPr>
-        <w:t xml:space="preserve"> which help to connect to file system, connect to database system, help to create security related code, help to create rest </w:t>
-      </w:r>
-      <w:proofErr w:type="spellStart"/>
-      <w:r>
-        <w:rPr>
-          <w:lang w:val="en-US"/>
-        </w:rPr>
-        <w:t>api</w:t>
-      </w:r>
-      <w:proofErr w:type="spellEnd"/>
-      <w:r>
-        <w:rPr>
-          <w:lang w:val="en-US"/>
-        </w:rPr>
-        <w:t xml:space="preserve">, help to write business logic etc. </w:t>
-      </w:r>
-    </w:p>
-    <w:p>
-      <w:pPr>
-        <w:rPr>
-          <w:lang w:val="en-US"/>
-        </w:rPr>
-      </w:pPr>
-      <w:r>
-        <w:rPr>
-          <w:lang w:val="en-US"/>
-        </w:rPr>
-        <w:t xml:space="preserve">JS has great </w:t>
-      </w:r>
-      <w:proofErr w:type="gramStart"/>
-      <w:r>
-        <w:rPr>
-          <w:lang w:val="en-US"/>
-        </w:rPr>
-        <w:t>features</w:t>
-      </w:r>
-      <w:proofErr w:type="gramEnd"/>
-      <w:r>
-        <w:rPr>
-          <w:lang w:val="en-US"/>
-        </w:rPr>
-        <w:t xml:space="preserve"> Asynchronous and callback. Node JS </w:t>
-      </w:r>
-      <w:proofErr w:type="gramStart"/>
-      <w:r>
-        <w:rPr>
-          <w:lang w:val="en-US"/>
-        </w:rPr>
-        <w:t>develop</w:t>
-      </w:r>
-      <w:proofErr w:type="gramEnd"/>
-      <w:r>
-        <w:rPr>
-          <w:lang w:val="en-US"/>
-        </w:rPr>
-        <w:t xml:space="preserve"> using JS code. With help of </w:t>
-      </w:r>
-      <w:proofErr w:type="gramStart"/>
-      <w:r>
-        <w:rPr>
-          <w:lang w:val="en-US"/>
-        </w:rPr>
-        <w:t>node</w:t>
-      </w:r>
-      <w:proofErr w:type="gramEnd"/>
-      <w:r>
-        <w:rPr>
-          <w:lang w:val="en-US"/>
-        </w:rPr>
-        <w:t xml:space="preserve"> </w:t>
-      </w:r>
-      <w:proofErr w:type="gramStart"/>
-      <w:r>
-        <w:rPr>
-          <w:lang w:val="en-US"/>
-        </w:rPr>
-        <w:t>JS</w:t>
-      </w:r>
-      <w:proofErr w:type="gramEnd"/>
-      <w:r>
-        <w:rPr>
-          <w:lang w:val="en-US"/>
-        </w:rPr>
-        <w:t xml:space="preserve"> we can develop </w:t>
-      </w:r>
-      <w:proofErr w:type="spellStart"/>
-      <w:r>
-        <w:rPr>
-          <w:lang w:val="en-US"/>
-        </w:rPr>
-        <w:t>non blocking</w:t>
-      </w:r>
-      <w:proofErr w:type="spellEnd"/>
-      <w:r>
-        <w:rPr>
-          <w:lang w:val="en-US"/>
-        </w:rPr>
-        <w:t xml:space="preserve"> </w:t>
-      </w:r>
-      <w:proofErr w:type="gramStart"/>
-      <w:r>
-        <w:rPr>
-          <w:lang w:val="en-US"/>
-        </w:rPr>
-        <w:t>application</w:t>
-      </w:r>
-      <w:proofErr w:type="gramEnd"/>
-      <w:r>
-        <w:rPr>
-          <w:lang w:val="en-US"/>
-        </w:rPr>
-        <w:t xml:space="preserve">. </w:t>
-      </w:r>
-    </w:p>
-    <w:p>
-      <w:pPr>
-        <w:rPr>
-          <w:lang w:val="en-US"/>
-        </w:rPr>
-      </w:pPr>
-    </w:p>
-    <w:p>
-      <w:pPr>
-        <w:rPr>
-          <w:lang w:val="en-US"/>
-        </w:rPr>
-      </w:pPr>
-      <w:r>
-        <w:rPr>
-          <w:lang w:val="en-US"/>
-        </w:rPr>
-        <w:t xml:space="preserve">Node terminal or REPL (Read Eval Print Loop) terminal </w:t>
-      </w:r>
     </w:p>
     <w:p>
       <w:pPr>
@@ -1747,6 +1123,7 @@
   <w:style w:type="character" w:default="1" w:styleId="DefaultParagraphFont">
     <w:name w:val="Default Paragraph Font"/>
     <w:uiPriority w:val="1"/>
+    <w:semiHidden/>
     <w:unhideWhenUsed/>
   </w:style>
   <w:style w:type="table" w:default="1" w:styleId="TableNormal">
